--- a/【指導主事共有用】土曜授業の日程に関する対応の考え方.docx
+++ b/【指導主事共有用】土曜授業の日程に関する対応の考え方.docx
@@ -236,7 +236,89 @@
           <w:color w:val="003366"/>
           <w:sz w:val="22"/>
         </w:rPr>
-        <w:t>３　「変えられないこと」とその理由（出典：在り方／R8資料）</w:t>
+        <w:t>３　制度的根拠：練馬区立学校の管理運営に関する規則（土曜授業関連）</w:t>
+      </w:r>
+    </w:p>
+    <w:p>
+      <w:pPr>
+        <w:spacing w:before="0" w:after="40" w:line="300" w:lineRule="exact"/>
+        <w:ind w:left="283"/>
+      </w:pPr>
+      <w:r>
+        <w:rPr>
+          <w:rFonts w:ascii="ＭＳ 明朝" w:hAnsi="ＭＳ 明朝" w:eastAsia="ＭＳ 明朝"/>
+          <w:b w:val="0"/>
+          <w:sz w:val="20"/>
+        </w:rPr>
+        <w:t>・休業日：土曜日・日曜日等は規則上「休業日」（＝本来は授業を行わない日）と定められている。</w:t>
+      </w:r>
+    </w:p>
+    <w:p>
+      <w:pPr>
+        <w:spacing w:before="0" w:after="40" w:line="300" w:lineRule="exact"/>
+        <w:ind w:left="283"/>
+      </w:pPr>
+      <w:r>
+        <w:rPr>
+          <w:rFonts w:ascii="ＭＳ 明朝" w:hAnsi="ＭＳ 明朝" w:eastAsia="ＭＳ 明朝"/>
+          <w:b w:val="0"/>
+          <w:sz w:val="20"/>
+        </w:rPr>
+        <w:t>・休業日の授業：休業日に授業を行う（又は授業日に休業する）ときは、校長が教育委員会の許可を受ける必要がある（運動会等、年間行事計画に基づく恒常的行事は事前の届出で足りる）。→土曜授業は区の枠組みの中で計画的に実施するもので、個別の裁量で随時動かせるものではない。</w:t>
+      </w:r>
+    </w:p>
+    <w:p>
+      <w:pPr>
+        <w:spacing w:before="0" w:after="40" w:line="300" w:lineRule="exact"/>
+        <w:ind w:left="283"/>
+      </w:pPr>
+      <w:r>
+        <w:rPr>
+          <w:rFonts w:ascii="ＭＳ 明朝" w:hAnsi="ＭＳ 明朝" w:eastAsia="ＭＳ 明朝"/>
+          <w:b w:val="0"/>
+          <w:sz w:val="20"/>
+        </w:rPr>
+        <w:t>・回数の上限：土曜日における教育課程に位置付けられた授業の実施は「各月２回を上限」とされている。</w:t>
+      </w:r>
+    </w:p>
+    <w:p>
+      <w:pPr>
+        <w:spacing w:before="0" w:after="60" w:line="300" w:lineRule="exact"/>
+      </w:pPr>
+      <w:r>
+        <w:rPr>
+          <w:rFonts w:ascii="ＭＳ 明朝" w:hAnsi="ＭＳ 明朝" w:eastAsia="ＭＳ 明朝"/>
+          <w:b w:val="0"/>
+          <w:sz w:val="19"/>
+        </w:rPr>
+        <w:t xml:space="preserve">　※「各月２回」はあくまで制度上の上限。現行の年４回程度は、働き方改革による負担軽減のため上限より少なく設定した政策判断であり、「上限まで増やせる」との誤解を招かないよう、回数の説明では上限を前面に出さない。</w:t>
+      </w:r>
+    </w:p>
+    <w:p>
+      <w:pPr>
+        <w:spacing w:before="0" w:after="60" w:line="300" w:lineRule="exact"/>
+      </w:pPr>
+      <w:r>
+        <w:rPr>
+          <w:rFonts w:ascii="ＭＳ 明朝" w:hAnsi="ＭＳ 明朝" w:eastAsia="ＭＳ 明朝"/>
+          <w:b w:val="0"/>
+          <w:sz w:val="19"/>
+        </w:rPr>
+        <w:t xml:space="preserve">　※条番号・正確な文言は例規集（練馬区立学校の管理運営に関する規則）で確認のこと。</w:t>
+      </w:r>
+    </w:p>
+    <w:p>
+      <w:pPr>
+        <w:spacing w:before="140" w:after="60" w:line="320" w:lineRule="exact"/>
+      </w:pPr>
+      <w:r>
+        <w:rPr>
+          <w:rFonts w:ascii="ＭＳ ゴシック" w:hAnsi="ＭＳ ゴシック" w:eastAsia="ＭＳ ゴシック"/>
+          <w:b/>
+          <w:color w:val="003366"/>
+          <w:sz w:val="22"/>
+        </w:rPr>
+        <w:t>４　「変えられないこと」とその理由（出典：在り方／R8資料／管理運営規則）</w:t>
       </w:r>
     </w:p>
     <w:p>
@@ -278,7 +360,7 @@
           <w:b w:val="0"/>
           <w:sz w:val="20"/>
         </w:rPr>
-        <w:t>・制度の土台：国（施行規則）・都（通知）に基づく運用である。</w:t>
+        <w:t>・制度の枠組み：上記３のとおり、休業日である土曜に授業を行うには教育委員会の許可を要し、区全体の計画の中で実施している。個別のご家庭に合わせた変更にはなじまない。</w:t>
       </w:r>
     </w:p>
     <w:p>
@@ -292,7 +374,7 @@
           <w:color w:val="003366"/>
           <w:sz w:val="22"/>
         </w:rPr>
-        <w:t>４　「変えられること」＝令和８年度からの見直し（出典：R8資料）</w:t>
+        <w:t>５　「変えられること」＝令和８年度からの見直し（出典：R8資料）</w:t>
       </w:r>
     </w:p>
     <w:p>
@@ -361,7 +443,7 @@
           <w:color w:val="003366"/>
           <w:sz w:val="22"/>
         </w:rPr>
-        <w:t>５　想定問答（Q&amp;A）</w:t>
+        <w:t>６　想定問答（Q&amp;A）</w:t>
       </w:r>
     </w:p>
     <w:p>
@@ -474,6 +556,33 @@
     </w:p>
     <w:p>
       <w:pPr>
+        <w:spacing w:before="60" w:after="20" w:line="300" w:lineRule="exact"/>
+      </w:pPr>
+      <w:r>
+        <w:rPr>
+          <w:rFonts w:ascii="ＭＳ ゴシック" w:hAnsi="ＭＳ ゴシック" w:eastAsia="ＭＳ ゴシック"/>
+          <w:b/>
+          <w:sz w:val="20"/>
+        </w:rPr>
+        <w:t>Q5　土曜に授業を行ってよい制度的根拠は。回数の決まりはあるのか。</w:t>
+      </w:r>
+    </w:p>
+    <w:p>
+      <w:pPr>
+        <w:spacing w:before="0" w:after="40" w:line="300" w:lineRule="exact"/>
+        <w:ind w:left="170"/>
+      </w:pPr>
+      <w:r>
+        <w:rPr>
+          <w:rFonts w:ascii="ＭＳ 明朝" w:hAnsi="ＭＳ 明朝" w:eastAsia="ＭＳ 明朝"/>
+          <w:b w:val="0"/>
+          <w:sz w:val="20"/>
+        </w:rPr>
+        <w:t xml:space="preserve">　A5　区立学校の管理運営に関する規則上、土曜日は休業日だが、教育委員会の許可の下で休業日にも授業を実施できる。土曜の教育課程上の授業は各月２回が上限。本区はこの枠組みの中で計画的に実施している（現行は働き方改革により年４回程度）。</w:t>
+      </w:r>
+    </w:p>
+    <w:p>
+      <w:pPr>
         <w:spacing w:before="140" w:after="60" w:line="320" w:lineRule="exact"/>
       </w:pPr>
       <w:r>
@@ -483,7 +592,21 @@
           <w:color w:val="003366"/>
           <w:sz w:val="22"/>
         </w:rPr>
-        <w:t>６　対応上の留意点</w:t>
+        <w:t>７　対応上の留意点</w:t>
+      </w:r>
+    </w:p>
+    <w:p>
+      <w:pPr>
+        <w:spacing w:before="0" w:after="40" w:line="300" w:lineRule="exact"/>
+        <w:ind w:left="283"/>
+      </w:pPr>
+      <w:r>
+        <w:rPr>
+          <w:rFonts w:ascii="ＭＳ 明朝" w:hAnsi="ＭＳ 明朝" w:eastAsia="ＭＳ 明朝"/>
+          <w:b w:val="0"/>
+          <w:sz w:val="20"/>
+        </w:rPr>
+        <w:t>・「各月２回」は制度上の上限であり、現行の運用回数（年４回程度）とは異なる。回数を問われても、上限までの増加を約束しない。</w:t>
       </w:r>
     </w:p>
     <w:p>
@@ -532,6 +655,19 @@
       <w:pPr>
         <w:spacing w:before="0" w:after="40" w:line="300" w:lineRule="exact"/>
       </w:pPr>
+    </w:p>
+    <w:p>
+      <w:pPr>
+        <w:spacing w:before="0" w:after="80" w:line="280" w:lineRule="exact"/>
+      </w:pPr>
+      <w:r>
+        <w:rPr>
+          <w:rFonts w:ascii="ＭＳ 明朝" w:hAnsi="ＭＳ 明朝" w:eastAsia="ＭＳ 明朝"/>
+          <w:b w:val="0"/>
+          <w:sz w:val="18"/>
+        </w:rPr>
+        <w:t>【参考】出典：練馬区立学校の管理運営に関する規則（練馬区例規集）、別添「土曜授業の在り方」及び「令和８年度の土曜日授業の在り方」資料。</w:t>
+      </w:r>
     </w:p>
     <w:p>
       <w:pPr>

--- a/【指導主事共有用】土曜授業の日程に関する対応の考え方.docx
+++ b/【指導主事共有用】土曜授業の日程に関する対応の考え方.docx
@@ -332,6 +332,20 @@
           <w:b w:val="0"/>
           <w:sz w:val="20"/>
         </w:rPr>
+        <w:t>・「原則第二土曜日」とする経緯・理由：平成24年度以降の基本。実施日をあらかじめ定めることで、保護者の参観予定や地域・区の行事計画の見通しが立ち、多くの方が参加・調整しやすい。→個別のご家庭に合わせて日を動かすと、この共通の見通しが損なわれる。</w:t>
+      </w:r>
+    </w:p>
+    <w:p>
+      <w:pPr>
+        <w:spacing w:before="0" w:after="40" w:line="300" w:lineRule="exact"/>
+        <w:ind w:left="283"/>
+      </w:pPr>
+      <w:r>
+        <w:rPr>
+          <w:rFonts w:ascii="ＭＳ 明朝" w:hAnsi="ＭＳ 明朝" w:eastAsia="ＭＳ 明朝"/>
+          <w:b w:val="0"/>
+          <w:sz w:val="20"/>
+        </w:rPr>
         <w:t>・全区共通・計画的な日程設定：目的が「多くの保護者・地域に開く」ことであり、地域行事や区の各種事業を計画する際の指標にもなっている。→特定のご家庭ごとの日程設定は制度趣旨・学校運営上できない。</w:t>
       </w:r>
     </w:p>
@@ -579,6 +593,33 @@
           <w:sz w:val="20"/>
         </w:rPr>
         <w:t xml:space="preserve">　A5　区立学校の管理運営に関する規則上、土曜日は休業日だが、教育委員会の許可の下で休業日にも授業を実施できる。土曜の教育課程上の授業は各月２回が上限。本区はこの枠組みの中で計画的に実施している（現行は働き方改革により年４回程度）。</w:t>
+      </w:r>
+    </w:p>
+    <w:p>
+      <w:pPr>
+        <w:spacing w:before="60" w:after="20" w:line="300" w:lineRule="exact"/>
+      </w:pPr>
+      <w:r>
+        <w:rPr>
+          <w:rFonts w:ascii="ＭＳ ゴシック" w:hAnsi="ＭＳ ゴシック" w:eastAsia="ＭＳ ゴシック"/>
+          <w:b/>
+          <w:sz w:val="20"/>
+        </w:rPr>
+        <w:t>Q6　なぜ「第二土曜日」なのか。その経緯は。</w:t>
+      </w:r>
+    </w:p>
+    <w:p>
+      <w:pPr>
+        <w:spacing w:before="0" w:after="40" w:line="300" w:lineRule="exact"/>
+        <w:ind w:left="170"/>
+      </w:pPr>
+      <w:r>
+        <w:rPr>
+          <w:rFonts w:ascii="ＭＳ 明朝" w:hAnsi="ＭＳ 明朝" w:eastAsia="ＭＳ 明朝"/>
+          <w:b w:val="0"/>
+          <w:sz w:val="20"/>
+        </w:rPr>
+        <w:t xml:space="preserve">　A6　平成24年度以降、原則として第二土曜日を基本としてきた。実施日をあらかじめ定めることで、保護者の参観予定や地域・区の行事計画の見通しが立ち、多くの方が参加・調整しやすいため。令和８年度からは第二土曜日以外も可とし、柔軟化を図っている。</w:t>
       </w:r>
     </w:p>
     <w:p>
